--- a/docs/Lessons/Lesson 12 - Hearing It Happen/Keys/Lesson_12_Key_TIC-80.docx
+++ b/docs/Lessons/Lesson 12 - Hearing It Happen/Keys/Lesson_12_Key_TIC-80.docx
@@ -108,7 +108,7 @@
         <w:spacing w:after="160"/>
       </w:pPr>
       <w:r>
-        <w:t xml:space="preserve">The plainest possible version of this week's idea: five sfx() calls in five existing branches, using only what Lesson 2's Sound Editor already established - and a chance to explicitly retire the hasWon-style replay-guard flag Lesson 6 needed, now that Lesson 10/11's restructuring made every trigger point naturally one-shot.</w:t>
+        <w:t xml:space="preserve">No new TIC-80 mechanism this week - sfx() was already fully established by Lesson 2, and the Lesson 8 slots (lifelost, gameover) already exist. This lesson adds one more slot (wave) in the exact same style and makes the gameover slot mandatory if it was skipped.</w:t>
       </w:r>
     </w:p>
     <w:p>
@@ -129,33 +129,33 @@
         <w:spacing w:after="60"/>
       </w:pPr>
       <w:r>
-        <w:t xml:space="preserve">sfx(2) (hit) moves to directly follow the score/enemies_remaining updates inside the bullets loop's hit branch - the same restructured location every other engine's hit sound now lives in.</w:t>
-      </w:r>
-    </w:p>
-    <w:p>
-      <w:pPr>
-        <w:pStyle w:val="ListParagraph"/>
-        <w:numPr>
-          <w:ilvl w:val="0"/>
-          <w:numId w:val="2"/>
-        </w:numPr>
-        <w:spacing w:after="60"/>
-      </w:pPr>
-      <w:r>
-        <w:t xml:space="preserve">sfx(4) (wave) and sfx(5) (lose) are the two genuinely new sounds, placed exactly where Lesson 11's nested if and the enemy escape-check already live.</w:t>
-      </w:r>
-    </w:p>
-    <w:p>
-      <w:pPr>
-        <w:pStyle w:val="ListParagraph"/>
-        <w:numPr>
-          <w:ilvl w:val="0"/>
-          <w:numId w:val="2"/>
-        </w:numPr>
-        <w:spacing w:after="60"/>
-      </w:pPr>
-      <w:r>
-        <w:t xml:space="preserve">sfx(3) (win), if a student built it back in Lesson 6, may originally have needed a hasWon guard flag to avoid replaying every frame - as of Lesson 10/11's restructuring into a one-shot hit branch, that guard is no longer necessary and can be removed if still present.</w:t>
+        <w:t xml:space="preserve">sfx(6) (wave) is the one genuinely new sound this week, placed exactly where Lesson 11's nested if already lives.</w:t>
+      </w:r>
+    </w:p>
+    <w:p>
+      <w:pPr>
+        <w:pStyle w:val="ListParagraph"/>
+        <w:numPr>
+          <w:ilvl w:val="0"/>
+          <w:numId w:val="2"/>
+        </w:numPr>
+        <w:spacing w:after="60"/>
+      </w:pPr>
+      <w:r>
+        <w:t xml:space="preserve">sfx(5) (gameover), optional since Lesson 8, becomes mandatory starting today - if a student skipped it, this is the lesson where it has to go in.</w:t>
+      </w:r>
+    </w:p>
+    <w:p>
+      <w:pPr>
+        <w:pStyle w:val="ListParagraph"/>
+        <w:numPr>
+          <w:ilvl w:val="0"/>
+          <w:numId w:val="2"/>
+        </w:numPr>
+        <w:spacing w:after="60"/>
+      </w:pPr>
+      <w:r>
+        <w:t xml:space="preserve">sfx(2) (hit) stays exactly where it was (inside the bullets loop's hit branch) - this lesson only touches the wave-advance and escape branches.</w:t>
       </w:r>
     </w:p>
     <w:p>
@@ -189,7 +189,7 @@
         <w:spacing w:after="60"/>
       </w:pPr>
       <w:r>
-        <w:t xml:space="preserve">This is a good moment to point out that Lesson 6's original hasWon-flag workaround was a reasonable fix for the code structure at the time - and that Lesson 10's game_active refactor incidentally solved the same problem more thoroughly, a nice example of good structure paying dividends beyond its original purpose.</w:t>
+        <w:t xml:space="preserve">Keeping every sound call physically adjacent to the game-state change it represents (wave advance, then immediately the matching sfx() call) keeps this lesson's addition easy to audit later.</w:t>
       </w:r>
     </w:p>
     <w:p>
@@ -210,20 +210,20 @@
         <w:spacing w:after="60"/>
       </w:pPr>
       <w:r>
-        <w:t xml:space="preserve">Ask students who built Lesson 6's optional win sound to check whether they still have a hasWon guard flag anywhere, and if so, to trace through whether it's still doing anything useful post-Lesson-10 - a good structural-reasoning exercise, not just a code-reading one.</w:t>
-      </w:r>
-    </w:p>
-    <w:p>
-      <w:pPr>
-        <w:pStyle w:val="ListParagraph"/>
-        <w:numPr>
-          <w:ilvl w:val="0"/>
-          <w:numId w:val="2"/>
-        </w:numPr>
-        <w:spacing w:after="60"/>
-      </w:pPr>
-      <w:r>
-        <w:t xml:space="preserve">For advanced students: ask them to name all five SFX Editor slots and their triggers from memory as a quick comprehension check before moving to lab time.</w:t>
+        <w:t xml:space="preserve">Ask students to name all six SFX Editor slots and their triggers from memory as a quick comprehension check before moving to lab time.</w:t>
+      </w:r>
+    </w:p>
+    <w:p>
+      <w:pPr>
+        <w:pStyle w:val="ListParagraph"/>
+        <w:numPr>
+          <w:ilvl w:val="0"/>
+          <w:numId w:val="2"/>
+        </w:numPr>
+        <w:spacing w:after="60"/>
+      </w:pPr>
+      <w:r>
+        <w:t xml:space="preserve">For advanced students: ask what would need to change to give the hit sound slight pitch variation using math.random() - a natural preview of expanding beyond fixed sfx() calls later in the year.</w:t>
       </w:r>
     </w:p>
     <w:p>
@@ -244,33 +244,33 @@
         <w:spacing w:after="60"/>
       </w:pPr>
       <w:r>
-        <w:t xml:space="preserve">Placing sfx(4) outside the else branch, causing it to also fire on the true win.</w:t>
-      </w:r>
-    </w:p>
-    <w:p>
-      <w:pPr>
-        <w:pStyle w:val="ListParagraph"/>
-        <w:numPr>
-          <w:ilvl w:val="0"/>
-          <w:numId w:val="2"/>
-        </w:numPr>
-        <w:spacing w:after="60"/>
-      </w:pPr>
-      <w:r>
-        <w:t xml:space="preserve">Mixing up slot numbers between 3, 4, and 5 - easy to do since they're consecutive and were designed close together in the SFX Editor.</w:t>
-      </w:r>
-    </w:p>
-    <w:p>
-      <w:pPr>
-        <w:pStyle w:val="ListParagraph"/>
-        <w:numPr>
-          <w:ilvl w:val="0"/>
-          <w:numId w:val="2"/>
-        </w:numPr>
-        <w:spacing w:after="60"/>
-      </w:pPr>
-      <w:r>
-        <w:t xml:space="preserve">Leaving a stale hasWon-guard flag in place from Lesson 6 that now silently prevents the win sound from ever playing a second time across multiple playthroughs without a full restart.</w:t>
+        <w:t xml:space="preserve">Placing sfx(6) outside the else branch, causing it to also fire on the true win.</w:t>
+      </w:r>
+    </w:p>
+    <w:p>
+      <w:pPr>
+        <w:pStyle w:val="ListParagraph"/>
+        <w:numPr>
+          <w:ilvl w:val="0"/>
+          <w:numId w:val="2"/>
+        </w:numPr>
+        <w:spacing w:after="60"/>
+      </w:pPr>
+      <w:r>
+        <w:t xml:space="preserve">Mixing up slot numbers between adjacent slots - easy to do since they were designed close together in the SFX Editor.</w:t>
+      </w:r>
+    </w:p>
+    <w:p>
+      <w:pPr>
+        <w:pStyle w:val="ListParagraph"/>
+        <w:numPr>
+          <w:ilvl w:val="0"/>
+          <w:numId w:val="2"/>
+        </w:numPr>
+        <w:spacing w:after="60"/>
+      </w:pPr>
+      <w:r>
+        <w:t xml:space="preserve">Skipping sfx(5) (gameover) because it was optional before - it's mandatory as of this lesson.</w:t>
       </w:r>
     </w:p>
     <w:sectPr>
